--- a/klagomål/A 29694-2024 FSC-klagomål.docx
+++ b/klagomål/A 29694-2024 FSC-klagomål.docx
@@ -905,7 +905,7 @@
     <w:r>
       <w:tab/>
       <w:tab/>
-      <w:t>2025-03-20</w:t>
+      <w:t>2025-03-21</w:t>
       <w:br/>
       <w:br/>
     </w:r>

--- a/klagomål/A 29694-2024 FSC-klagomål.docx
+++ b/klagomål/A 29694-2024 FSC-klagomål.docx
@@ -905,7 +905,7 @@
     <w:r>
       <w:tab/>
       <w:tab/>
-      <w:t>2025-03-21</w:t>
+      <w:t>2025-03-22</w:t>
       <w:br/>
       <w:br/>
     </w:r>

--- a/klagomål/A 29694-2024 FSC-klagomål.docx
+++ b/klagomål/A 29694-2024 FSC-klagomål.docx
@@ -905,7 +905,7 @@
     <w:r>
       <w:tab/>
       <w:tab/>
-      <w:t>2025-03-22</w:t>
+      <w:t>2025-03-23</w:t>
       <w:br/>
       <w:br/>
     </w:r>

--- a/klagomål/A 29694-2024 FSC-klagomål.docx
+++ b/klagomål/A 29694-2024 FSC-klagomål.docx
@@ -905,7 +905,7 @@
     <w:r>
       <w:tab/>
       <w:tab/>
-      <w:t>2025-03-23</w:t>
+      <w:t>2025-03-24</w:t>
       <w:br/>
       <w:br/>
     </w:r>

--- a/klagomål/A 29694-2024 FSC-klagomål.docx
+++ b/klagomål/A 29694-2024 FSC-klagomål.docx
@@ -905,7 +905,7 @@
     <w:r>
       <w:tab/>
       <w:tab/>
-      <w:t>2025-03-24</w:t>
+      <w:t>2025-03-25</w:t>
       <w:br/>
       <w:br/>
     </w:r>

--- a/klagomål/A 29694-2024 FSC-klagomål.docx
+++ b/klagomål/A 29694-2024 FSC-klagomål.docx
@@ -905,7 +905,7 @@
     <w:r>
       <w:tab/>
       <w:tab/>
-      <w:t>2025-03-25</w:t>
+      <w:t>2025-03-26</w:t>
       <w:br/>
       <w:br/>
     </w:r>

--- a/klagomål/A 29694-2024 FSC-klagomål.docx
+++ b/klagomål/A 29694-2024 FSC-klagomål.docx
@@ -905,7 +905,7 @@
     <w:r>
       <w:tab/>
       <w:tab/>
-      <w:t>2025-03-26</w:t>
+      <w:t>2025-03-27</w:t>
       <w:br/>
       <w:br/>
     </w:r>

--- a/klagomål/A 29694-2024 FSC-klagomål.docx
+++ b/klagomål/A 29694-2024 FSC-klagomål.docx
@@ -905,7 +905,7 @@
     <w:r>
       <w:tab/>
       <w:tab/>
-      <w:t>2025-03-27</w:t>
+      <w:t>2025-03-28</w:t>
       <w:br/>
       <w:br/>
     </w:r>

--- a/klagomål/A 29694-2024 FSC-klagomål.docx
+++ b/klagomål/A 29694-2024 FSC-klagomål.docx
@@ -905,7 +905,7 @@
     <w:r>
       <w:tab/>
       <w:tab/>
-      <w:t>2025-03-28</w:t>
+      <w:t>2025-03-29</w:t>
       <w:br/>
       <w:br/>
     </w:r>

--- a/klagomål/A 29694-2024 FSC-klagomål.docx
+++ b/klagomål/A 29694-2024 FSC-klagomål.docx
@@ -905,7 +905,7 @@
     <w:r>
       <w:tab/>
       <w:tab/>
-      <w:t>2025-04-02</w:t>
+      <w:t>2025-04-03</w:t>
       <w:br/>
       <w:br/>
     </w:r>

--- a/klagomål/A 29694-2024 FSC-klagomål.docx
+++ b/klagomål/A 29694-2024 FSC-klagomål.docx
@@ -905,7 +905,7 @@
     <w:r>
       <w:tab/>
       <w:tab/>
-      <w:t>2025-04-03</w:t>
+      <w:t>2025-04-05</w:t>
       <w:br/>
       <w:br/>
     </w:r>

--- a/klagomål/A 29694-2024 FSC-klagomål.docx
+++ b/klagomål/A 29694-2024 FSC-klagomål.docx
@@ -905,7 +905,7 @@
     <w:r>
       <w:tab/>
       <w:tab/>
-      <w:t>2025-04-05</w:t>
+      <w:t>2025-04-06</w:t>
       <w:br/>
       <w:br/>
     </w:r>

--- a/klagomål/A 29694-2024 FSC-klagomål.docx
+++ b/klagomål/A 29694-2024 FSC-klagomål.docx
@@ -905,7 +905,7 @@
     <w:r>
       <w:tab/>
       <w:tab/>
-      <w:t>2025-04-06</w:t>
+      <w:t>2025-04-07</w:t>
       <w:br/>
       <w:br/>
     </w:r>

--- a/klagomål/A 29694-2024 FSC-klagomål.docx
+++ b/klagomål/A 29694-2024 FSC-klagomål.docx
@@ -905,7 +905,7 @@
     <w:r>
       <w:tab/>
       <w:tab/>
-      <w:t>2025-04-07</w:t>
+      <w:t>2025-04-08</w:t>
       <w:br/>
       <w:br/>
     </w:r>

--- a/klagomål/A 29694-2024 FSC-klagomål.docx
+++ b/klagomål/A 29694-2024 FSC-klagomål.docx
@@ -905,7 +905,7 @@
     <w:r>
       <w:tab/>
       <w:tab/>
-      <w:t>2025-04-08</w:t>
+      <w:t>2025-04-09</w:t>
       <w:br/>
       <w:br/>
     </w:r>

--- a/klagomål/A 29694-2024 FSC-klagomål.docx
+++ b/klagomål/A 29694-2024 FSC-klagomål.docx
@@ -255,6 +255,17 @@
       </w:r>
       <w:r>
         <w:t>, rödlistad som nära hotad, ingår i en karaktäristisk association av vedsvampar som växer på gamla, grova granlågor i urskogsartade barrskogar. Den är placerad i toppen av Skogsstyrelsens värdepyramid för bedömning av skog med höga naturvärden och indikerar ett granskogsekosystem med långvarig kontinuitet av grova lågor. Artens beroende av grova granlågor innebär att alla skogsskötselåtgärder på eller i omedelbar närhet av lokalerna utgör ett hot på lång sikt. Det är angeläget att populationerna inte ytterligare glesas ut och ett tillräckligt antal områden där arten nu finns måste sparas för framtiden (Nitare &amp; Skogsstyrelsen, 2019; SLU Artdatabanken, 2024).</w:t>
+      </w:r>
+    </w:p>
+    <w:p>
+      <w:r>
+        <w:rPr>
+          <w:b/>
+        </w:rPr>
+        <w:t>Stor aspticka</w:t>
+      </w:r>
+      <w:r>
+        <w:t xml:space="preserve"> är knuten till gamla levande aspar och orsakar karaktäristiska inbuktningar i stammen (så kallad nekroser). Slutavverknings- och gallringsåtgärder i löv- och blandskogsbestånd som innebär att tillgången på grov asp minskar är ett hot mot arten. Det är viktigt att äldre aspar och aspbestånd sparas och för att gynna arten på sikt bör aspinslagen i t.ex. bergbranter, raviner, skogsbryn och kring äldre odlingsmarker generellt sparas i större utsträckning än vad som görs idag (SLU Artdatabanken, 2024; Nitare &amp; Skogsstyrelsen, 2019).</w:t>
       </w:r>
     </w:p>
     <w:p>
@@ -667,7 +678,7 @@
     </w:p>
     <w:p>
       <w:r>
-        <w:t xml:space="preserve">Talltita är rödlistad som NT, fridlyst och prioriterad art i Skogsvårdslagen. Den omfattas av EU:s fågeldirektiv. Arten har minskat kraftigt de senaste 30 åren och minskningstakten innevarande 10-årsperiod beräknas till 20 (10–30) % (SLU Artdatabanken, 2022). </w:t>
+        <w:t>Talltita är rödlistad som NT, fridlyst och prioriterad art i Skogsvårdslagen. Den omfattas av EU:s fågeldirektiv. Arten har minskat kraftigt de senaste 30 åren och minskningstakten innevarande 10-årsperiod beräknas till 20 (10–30) % (SLU Artdatabanken, 2022).</w:t>
       </w:r>
     </w:p>
     <w:p>
@@ -704,7 +715,7 @@
         <w:t xml:space="preserve">Differential demographic responses of sympatric Parids to vegetation management in boreal forest. </w:t>
       </w:r>
       <w:r>
-        <w:t xml:space="preserve">For. Ecol. Manage. 319, 169–175. </w:t>
+        <w:t>For. Ecol. Manage. 319, 169–175.</w:t>
       </w:r>
     </w:p>
     <w:p>
@@ -718,7 +729,7 @@
         <w:t xml:space="preserve">Coherence, composition and territories of winter social groups of the Willow Tit Parus montanus and the Crested Tit P. cristatus. </w:t>
       </w:r>
       <w:r>
-        <w:t xml:space="preserve">Ornis Scandinavica, 10, pp 56–68 </w:t>
+        <w:t>Ornis Scandinavica, 10, pp 56–68</w:t>
       </w:r>
     </w:p>
     <w:p>
@@ -732,7 +743,7 @@
         <w:t xml:space="preserve">Impact of forestry practices on fitness correlates and population productivity in an open-nesting bird species. </w:t>
       </w:r>
       <w:r>
-        <w:t xml:space="preserve">Conserv. Biol. 21, 767–774. https://doi.org/10.1111/j.1523- 1739.2007.00675.x </w:t>
+        <w:t>Conserv. Biol. 21, 767–774. https://doi.org/10.1111/j.1523- 1739.2007.00675.x</w:t>
       </w:r>
     </w:p>
     <w:p>
@@ -905,7 +916,7 @@
     <w:r>
       <w:tab/>
       <w:tab/>
-      <w:t>2025-04-09</w:t>
+      <w:t>2025-04-10</w:t>
       <w:br/>
       <w:br/>
     </w:r>

--- a/klagomål/A 29694-2024 FSC-klagomål.docx
+++ b/klagomål/A 29694-2024 FSC-klagomål.docx
@@ -916,7 +916,7 @@
     <w:r>
       <w:tab/>
       <w:tab/>
-      <w:t>2025-04-10</w:t>
+      <w:t>2025-04-11</w:t>
       <w:br/>
       <w:br/>
     </w:r>

--- a/klagomål/A 29694-2024 FSC-klagomål.docx
+++ b/klagomål/A 29694-2024 FSC-klagomål.docx
@@ -916,7 +916,7 @@
     <w:r>
       <w:tab/>
       <w:tab/>
-      <w:t>2025-04-11</w:t>
+      <w:t>2025-04-12</w:t>
       <w:br/>
       <w:br/>
     </w:r>

--- a/klagomål/A 29694-2024 FSC-klagomål.docx
+++ b/klagomål/A 29694-2024 FSC-klagomål.docx
@@ -916,7 +916,7 @@
     <w:r>
       <w:tab/>
       <w:tab/>
-      <w:t>2025-04-12</w:t>
+      <w:t>2025-04-13</w:t>
       <w:br/>
       <w:br/>
     </w:r>

--- a/klagomål/A 29694-2024 FSC-klagomål.docx
+++ b/klagomål/A 29694-2024 FSC-klagomål.docx
@@ -916,7 +916,7 @@
     <w:r>
       <w:tab/>
       <w:tab/>
-      <w:t>2025-04-13</w:t>
+      <w:t>2025-04-14</w:t>
       <w:br/>
       <w:br/>
     </w:r>

--- a/klagomål/A 29694-2024 FSC-klagomål.docx
+++ b/klagomål/A 29694-2024 FSC-klagomål.docx
@@ -916,7 +916,7 @@
     <w:r>
       <w:tab/>
       <w:tab/>
-      <w:t>2025-04-14</w:t>
+      <w:t>2025-04-15</w:t>
       <w:br/>
       <w:br/>
     </w:r>

--- a/klagomål/A 29694-2024 FSC-klagomål.docx
+++ b/klagomål/A 29694-2024 FSC-klagomål.docx
@@ -916,7 +916,7 @@
     <w:r>
       <w:tab/>
       <w:tab/>
-      <w:t>2025-04-15</w:t>
+      <w:t>2025-04-16</w:t>
       <w:br/>
       <w:br/>
     </w:r>

--- a/klagomål/A 29694-2024 FSC-klagomål.docx
+++ b/klagomål/A 29694-2024 FSC-klagomål.docx
@@ -916,7 +916,7 @@
     <w:r>
       <w:tab/>
       <w:tab/>
-      <w:t>2025-04-16</w:t>
+      <w:t>2025-04-17</w:t>
       <w:br/>
       <w:br/>
     </w:r>

--- a/klagomål/A 29694-2024 FSC-klagomål.docx
+++ b/klagomål/A 29694-2024 FSC-klagomål.docx
@@ -916,7 +916,7 @@
     <w:r>
       <w:tab/>
       <w:tab/>
-      <w:t>2025-04-17</w:t>
+      <w:t>2025-04-18</w:t>
       <w:br/>
       <w:br/>
     </w:r>

--- a/klagomål/A 29694-2024 FSC-klagomål.docx
+++ b/klagomål/A 29694-2024 FSC-klagomål.docx
@@ -916,7 +916,7 @@
     <w:r>
       <w:tab/>
       <w:tab/>
-      <w:t>2025-04-18</w:t>
+      <w:t>2025-04-19</w:t>
       <w:br/>
       <w:br/>
     </w:r>

--- a/klagomål/A 29694-2024 FSC-klagomål.docx
+++ b/klagomål/A 29694-2024 FSC-klagomål.docx
@@ -916,7 +916,7 @@
     <w:r>
       <w:tab/>
       <w:tab/>
-      <w:t>2025-05-03</w:t>
+      <w:t>2025-05-04</w:t>
       <w:br/>
       <w:br/>
     </w:r>

--- a/klagomål/A 29694-2024 FSC-klagomål.docx
+++ b/klagomål/A 29694-2024 FSC-klagomål.docx
@@ -916,7 +916,7 @@
     <w:r>
       <w:tab/>
       <w:tab/>
-      <w:t>2025-05-04</w:t>
+      <w:t>2025-05-06</w:t>
       <w:br/>
       <w:br/>
     </w:r>

--- a/klagomål/A 29694-2024 FSC-klagomål.docx
+++ b/klagomål/A 29694-2024 FSC-klagomål.docx
@@ -916,7 +916,7 @@
     <w:r>
       <w:tab/>
       <w:tab/>
-      <w:t>2025-05-06</w:t>
+      <w:t>2025-05-07</w:t>
       <w:br/>
       <w:br/>
     </w:r>

--- a/klagomål/A 29694-2024 FSC-klagomål.docx
+++ b/klagomål/A 29694-2024 FSC-klagomål.docx
@@ -916,7 +916,7 @@
     <w:r>
       <w:tab/>
       <w:tab/>
-      <w:t>2025-05-07</w:t>
+      <w:t>2025-05-08</w:t>
       <w:br/>
       <w:br/>
     </w:r>

--- a/klagomål/A 29694-2024 FSC-klagomål.docx
+++ b/klagomål/A 29694-2024 FSC-klagomål.docx
@@ -916,7 +916,7 @@
     <w:r>
       <w:tab/>
       <w:tab/>
-      <w:t>2025-05-08</w:t>
+      <w:t>2025-05-09</w:t>
       <w:br/>
       <w:br/>
     </w:r>

--- a/klagomål/A 29694-2024 FSC-klagomål.docx
+++ b/klagomål/A 29694-2024 FSC-klagomål.docx
@@ -916,7 +916,7 @@
     <w:r>
       <w:tab/>
       <w:tab/>
-      <w:t>2025-05-09</w:t>
+      <w:t>2025-05-10</w:t>
       <w:br/>
       <w:br/>
     </w:r>

--- a/klagomål/A 29694-2024 FSC-klagomål.docx
+++ b/klagomål/A 29694-2024 FSC-klagomål.docx
@@ -916,7 +916,7 @@
     <w:r>
       <w:tab/>
       <w:tab/>
-      <w:t>2025-05-10</w:t>
+      <w:t>2025-05-11</w:t>
       <w:br/>
       <w:br/>
     </w:r>

--- a/klagomål/A 29694-2024 FSC-klagomål.docx
+++ b/klagomål/A 29694-2024 FSC-klagomål.docx
@@ -916,7 +916,7 @@
     <w:r>
       <w:tab/>
       <w:tab/>
-      <w:t>2025-05-11</w:t>
+      <w:t>2025-05-12</w:t>
       <w:br/>
       <w:br/>
     </w:r>

--- a/klagomål/A 29694-2024 FSC-klagomål.docx
+++ b/klagomål/A 29694-2024 FSC-klagomål.docx
@@ -916,7 +916,7 @@
     <w:r>
       <w:tab/>
       <w:tab/>
-      <w:t>2025-05-12</w:t>
+      <w:t>2025-05-13</w:t>
       <w:br/>
       <w:br/>
     </w:r>

--- a/klagomål/A 29694-2024 FSC-klagomål.docx
+++ b/klagomål/A 29694-2024 FSC-klagomål.docx
@@ -916,7 +916,7 @@
     <w:r>
       <w:tab/>
       <w:tab/>
-      <w:t>2025-05-13</w:t>
+      <w:t>2025-05-14</w:t>
       <w:br/>
       <w:br/>
     </w:r>

--- a/klagomål/A 29694-2024 FSC-klagomål.docx
+++ b/klagomål/A 29694-2024 FSC-klagomål.docx
@@ -916,7 +916,7 @@
     <w:r>
       <w:tab/>
       <w:tab/>
-      <w:t>2025-05-14</w:t>
+      <w:t>2025-05-15</w:t>
       <w:br/>
       <w:br/>
     </w:r>

--- a/klagomål/A 29694-2024 FSC-klagomål.docx
+++ b/klagomål/A 29694-2024 FSC-klagomål.docx
@@ -916,7 +916,7 @@
     <w:r>
       <w:tab/>
       <w:tab/>
-      <w:t>2025-05-15</w:t>
+      <w:t>2025-05-16</w:t>
       <w:br/>
       <w:br/>
     </w:r>

--- a/klagomål/A 29694-2024 FSC-klagomål.docx
+++ b/klagomål/A 29694-2024 FSC-klagomål.docx
@@ -916,7 +916,7 @@
     <w:r>
       <w:tab/>
       <w:tab/>
-      <w:t>2025-05-16</w:t>
+      <w:t>2025-05-17</w:t>
       <w:br/>
       <w:br/>
     </w:r>

--- a/klagomål/A 29694-2024 FSC-klagomål.docx
+++ b/klagomål/A 29694-2024 FSC-klagomål.docx
@@ -916,7 +916,7 @@
     <w:r>
       <w:tab/>
       <w:tab/>
-      <w:t>2025-05-17</w:t>
+      <w:t>2025-05-18</w:t>
       <w:br/>
       <w:br/>
     </w:r>

--- a/klagomål/A 29694-2024 FSC-klagomål.docx
+++ b/klagomål/A 29694-2024 FSC-klagomål.docx
@@ -916,7 +916,7 @@
     <w:r>
       <w:tab/>
       <w:tab/>
-      <w:t>2025-05-18</w:t>
+      <w:t>2025-05-19</w:t>
       <w:br/>
       <w:br/>
     </w:r>

--- a/klagomål/A 29694-2024 FSC-klagomål.docx
+++ b/klagomål/A 29694-2024 FSC-klagomål.docx
@@ -916,7 +916,7 @@
     <w:r>
       <w:tab/>
       <w:tab/>
-      <w:t>2025-05-19</w:t>
+      <w:t>2025-05-20</w:t>
       <w:br/>
       <w:br/>
     </w:r>

--- a/klagomål/A 29694-2024 FSC-klagomål.docx
+++ b/klagomål/A 29694-2024 FSC-klagomål.docx
@@ -916,7 +916,7 @@
     <w:r>
       <w:tab/>
       <w:tab/>
-      <w:t>2025-05-20</w:t>
+      <w:t>2025-05-21</w:t>
       <w:br/>
       <w:br/>
     </w:r>

--- a/klagomål/A 29694-2024 FSC-klagomål.docx
+++ b/klagomål/A 29694-2024 FSC-klagomål.docx
@@ -916,7 +916,7 @@
     <w:r>
       <w:tab/>
       <w:tab/>
-      <w:t>2025-05-21</w:t>
+      <w:t>2025-05-22</w:t>
       <w:br/>
       <w:br/>
     </w:r>

--- a/klagomål/A 29694-2024 FSC-klagomål.docx
+++ b/klagomål/A 29694-2024 FSC-klagomål.docx
@@ -916,7 +916,7 @@
     <w:r>
       <w:tab/>
       <w:tab/>
-      <w:t>2025-05-22</w:t>
+      <w:t>2025-05-23</w:t>
       <w:br/>
       <w:br/>
     </w:r>

--- a/klagomål/A 29694-2024 FSC-klagomål.docx
+++ b/klagomål/A 29694-2024 FSC-klagomål.docx
@@ -916,7 +916,7 @@
     <w:r>
       <w:tab/>
       <w:tab/>
-      <w:t>2025-05-23</w:t>
+      <w:t>2025-05-24</w:t>
       <w:br/>
       <w:br/>
     </w:r>

--- a/klagomål/A 29694-2024 FSC-klagomål.docx
+++ b/klagomål/A 29694-2024 FSC-klagomål.docx
@@ -916,7 +916,7 @@
     <w:r>
       <w:tab/>
       <w:tab/>
-      <w:t>2025-05-24</w:t>
+      <w:t>2025-05-25</w:t>
       <w:br/>
       <w:br/>
     </w:r>

--- a/klagomål/A 29694-2024 FSC-klagomål.docx
+++ b/klagomål/A 29694-2024 FSC-klagomål.docx
@@ -916,7 +916,7 @@
     <w:r>
       <w:tab/>
       <w:tab/>
-      <w:t>2025-05-25</w:t>
+      <w:t>2025-05-26</w:t>
       <w:br/>
       <w:br/>
     </w:r>

--- a/klagomål/A 29694-2024 FSC-klagomål.docx
+++ b/klagomål/A 29694-2024 FSC-klagomål.docx
@@ -916,7 +916,7 @@
     <w:r>
       <w:tab/>
       <w:tab/>
-      <w:t>2025-05-26</w:t>
+      <w:t>2025-05-27</w:t>
       <w:br/>
       <w:br/>
     </w:r>

--- a/klagomål/A 29694-2024 FSC-klagomål.docx
+++ b/klagomål/A 29694-2024 FSC-klagomål.docx
@@ -916,7 +916,7 @@
     <w:r>
       <w:tab/>
       <w:tab/>
-      <w:t>2025-05-27</w:t>
+      <w:t>2025-05-30</w:t>
       <w:br/>
       <w:br/>
     </w:r>

--- a/klagomål/A 29694-2024 FSC-klagomål.docx
+++ b/klagomål/A 29694-2024 FSC-klagomål.docx
@@ -916,7 +916,7 @@
     <w:r>
       <w:tab/>
       <w:tab/>
-      <w:t>2025-05-30</w:t>
+      <w:t>2025-06-01</w:t>
       <w:br/>
       <w:br/>
     </w:r>

--- a/klagomål/A 29694-2024 FSC-klagomål.docx
+++ b/klagomål/A 29694-2024 FSC-klagomål.docx
@@ -916,7 +916,7 @@
     <w:r>
       <w:tab/>
       <w:tab/>
-      <w:t>2025-06-01</w:t>
+      <w:t>2025-06-02</w:t>
       <w:br/>
       <w:br/>
     </w:r>

--- a/klagomål/A 29694-2024 FSC-klagomål.docx
+++ b/klagomål/A 29694-2024 FSC-klagomål.docx
@@ -916,7 +916,7 @@
     <w:r>
       <w:tab/>
       <w:tab/>
-      <w:t>2025-06-02</w:t>
+      <w:t>2025-06-03</w:t>
       <w:br/>
       <w:br/>
     </w:r>

--- a/klagomål/A 29694-2024 FSC-klagomål.docx
+++ b/klagomål/A 29694-2024 FSC-klagomål.docx
@@ -916,7 +916,7 @@
     <w:r>
       <w:tab/>
       <w:tab/>
-      <w:t>2025-06-03</w:t>
+      <w:t>2025-06-04</w:t>
       <w:br/>
       <w:br/>
     </w:r>

--- a/klagomål/A 29694-2024 FSC-klagomål.docx
+++ b/klagomål/A 29694-2024 FSC-klagomål.docx
@@ -916,7 +916,7 @@
     <w:r>
       <w:tab/>
       <w:tab/>
-      <w:t>2025-06-04</w:t>
+      <w:t>2025-06-05</w:t>
       <w:br/>
       <w:br/>
     </w:r>

--- a/klagomål/A 29694-2024 FSC-klagomål.docx
+++ b/klagomål/A 29694-2024 FSC-klagomål.docx
@@ -916,7 +916,7 @@
     <w:r>
       <w:tab/>
       <w:tab/>
-      <w:t>2025-06-05</w:t>
+      <w:t>2025-06-13</w:t>
       <w:br/>
       <w:br/>
     </w:r>

--- a/klagomål/A 29694-2024 FSC-klagomål.docx
+++ b/klagomål/A 29694-2024 FSC-klagomål.docx
@@ -916,7 +916,7 @@
     <w:r>
       <w:tab/>
       <w:tab/>
-      <w:t>2025-06-13</w:t>
+      <w:t>2025-06-15</w:t>
       <w:br/>
       <w:br/>
     </w:r>

--- a/klagomål/A 29694-2024 FSC-klagomål.docx
+++ b/klagomål/A 29694-2024 FSC-klagomål.docx
@@ -916,7 +916,7 @@
     <w:r>
       <w:tab/>
       <w:tab/>
-      <w:t>2025-06-15</w:t>
+      <w:t>2025-06-16</w:t>
       <w:br/>
       <w:br/>
     </w:r>

--- a/klagomål/A 29694-2024 FSC-klagomål.docx
+++ b/klagomål/A 29694-2024 FSC-klagomål.docx
@@ -916,7 +916,7 @@
     <w:r>
       <w:tab/>
       <w:tab/>
-      <w:t>2025-06-16</w:t>
+      <w:t>2025-06-17</w:t>
       <w:br/>
       <w:br/>
     </w:r>

--- a/klagomål/A 29694-2024 FSC-klagomål.docx
+++ b/klagomål/A 29694-2024 FSC-klagomål.docx
@@ -916,7 +916,7 @@
     <w:r>
       <w:tab/>
       <w:tab/>
-      <w:t>2025-06-17</w:t>
+      <w:t>2025-06-18</w:t>
       <w:br/>
       <w:br/>
     </w:r>

--- a/klagomål/A 29694-2024 FSC-klagomål.docx
+++ b/klagomål/A 29694-2024 FSC-klagomål.docx
@@ -916,7 +916,7 @@
     <w:r>
       <w:tab/>
       <w:tab/>
-      <w:t>2025-06-18</w:t>
+      <w:t>2025-06-19</w:t>
       <w:br/>
       <w:br/>
     </w:r>

--- a/klagomål/A 29694-2024 FSC-klagomål.docx
+++ b/klagomål/A 29694-2024 FSC-klagomål.docx
@@ -916,7 +916,7 @@
     <w:r>
       <w:tab/>
       <w:tab/>
-      <w:t>2025-06-19</w:t>
+      <w:t>2025-06-20</w:t>
       <w:br/>
       <w:br/>
     </w:r>

--- a/klagomål/A 29694-2024 FSC-klagomål.docx
+++ b/klagomål/A 29694-2024 FSC-klagomål.docx
@@ -916,7 +916,7 @@
     <w:r>
       <w:tab/>
       <w:tab/>
-      <w:t>2025-06-20</w:t>
+      <w:t>2025-06-21</w:t>
       <w:br/>
       <w:br/>
     </w:r>

--- a/klagomål/A 29694-2024 FSC-klagomål.docx
+++ b/klagomål/A 29694-2024 FSC-klagomål.docx
@@ -916,7 +916,7 @@
     <w:r>
       <w:tab/>
       <w:tab/>
-      <w:t>2025-06-21</w:t>
+      <w:t>2025-06-22</w:t>
       <w:br/>
       <w:br/>
     </w:r>

--- a/klagomål/A 29694-2024 FSC-klagomål.docx
+++ b/klagomål/A 29694-2024 FSC-klagomål.docx
@@ -916,7 +916,7 @@
     <w:r>
       <w:tab/>
       <w:tab/>
-      <w:t>2025-06-22</w:t>
+      <w:t>2025-06-23</w:t>
       <w:br/>
       <w:br/>
     </w:r>

--- a/klagomål/A 29694-2024 FSC-klagomål.docx
+++ b/klagomål/A 29694-2024 FSC-klagomål.docx
@@ -916,7 +916,7 @@
     <w:r>
       <w:tab/>
       <w:tab/>
-      <w:t>2025-06-23</w:t>
+      <w:t>2025-06-24</w:t>
       <w:br/>
       <w:br/>
     </w:r>

--- a/klagomål/A 29694-2024 FSC-klagomål.docx
+++ b/klagomål/A 29694-2024 FSC-klagomål.docx
@@ -916,7 +916,7 @@
     <w:r>
       <w:tab/>
       <w:tab/>
-      <w:t>2025-06-24</w:t>
+      <w:t>2025-06-25</w:t>
       <w:br/>
       <w:br/>
     </w:r>

--- a/klagomål/A 29694-2024 FSC-klagomål.docx
+++ b/klagomål/A 29694-2024 FSC-klagomål.docx
@@ -916,7 +916,7 @@
     <w:r>
       <w:tab/>
       <w:tab/>
-      <w:t>2025-06-25</w:t>
+      <w:t>2025-06-26</w:t>
       <w:br/>
       <w:br/>
     </w:r>

--- a/klagomål/A 29694-2024 FSC-klagomål.docx
+++ b/klagomål/A 29694-2024 FSC-klagomål.docx
@@ -916,7 +916,7 @@
     <w:r>
       <w:tab/>
       <w:tab/>
-      <w:t>2025-06-26</w:t>
+      <w:t>2025-06-27</w:t>
       <w:br/>
       <w:br/>
     </w:r>

--- a/klagomål/A 29694-2024 FSC-klagomål.docx
+++ b/klagomål/A 29694-2024 FSC-klagomål.docx
@@ -916,7 +916,7 @@
     <w:r>
       <w:tab/>
       <w:tab/>
-      <w:t>2025-06-27</w:t>
+      <w:t>2025-06-28</w:t>
       <w:br/>
       <w:br/>
     </w:r>

--- a/klagomål/A 29694-2024 FSC-klagomål.docx
+++ b/klagomål/A 29694-2024 FSC-klagomål.docx
@@ -916,7 +916,7 @@
     <w:r>
       <w:tab/>
       <w:tab/>
-      <w:t>2025-06-28</w:t>
+      <w:t>2025-06-29</w:t>
       <w:br/>
       <w:br/>
     </w:r>

--- a/klagomål/A 29694-2024 FSC-klagomål.docx
+++ b/klagomål/A 29694-2024 FSC-klagomål.docx
@@ -916,7 +916,7 @@
     <w:r>
       <w:tab/>
       <w:tab/>
-      <w:t>2025-06-29</w:t>
+      <w:t>2025-06-30</w:t>
       <w:br/>
       <w:br/>
     </w:r>

--- a/klagomål/A 29694-2024 FSC-klagomål.docx
+++ b/klagomål/A 29694-2024 FSC-klagomål.docx
@@ -916,7 +916,7 @@
     <w:r>
       <w:tab/>
       <w:tab/>
-      <w:t>2025-06-30</w:t>
+      <w:t>2025-07-01</w:t>
       <w:br/>
       <w:br/>
     </w:r>

--- a/klagomål/A 29694-2024 FSC-klagomål.docx
+++ b/klagomål/A 29694-2024 FSC-klagomål.docx
@@ -916,7 +916,7 @@
     <w:r>
       <w:tab/>
       <w:tab/>
-      <w:t>2025-07-01</w:t>
+      <w:t>2025-07-02</w:t>
       <w:br/>
       <w:br/>
     </w:r>

--- a/klagomål/A 29694-2024 FSC-klagomål.docx
+++ b/klagomål/A 29694-2024 FSC-klagomål.docx
@@ -916,7 +916,7 @@
     <w:r>
       <w:tab/>
       <w:tab/>
-      <w:t>2025-07-02</w:t>
+      <w:t>2025-07-03</w:t>
       <w:br/>
       <w:br/>
     </w:r>

--- a/klagomål/A 29694-2024 FSC-klagomål.docx
+++ b/klagomål/A 29694-2024 FSC-klagomål.docx
@@ -916,7 +916,7 @@
     <w:r>
       <w:tab/>
       <w:tab/>
-      <w:t>2025-07-03</w:t>
+      <w:t>2025-07-04</w:t>
       <w:br/>
       <w:br/>
     </w:r>

--- a/klagomål/A 29694-2024 FSC-klagomål.docx
+++ b/klagomål/A 29694-2024 FSC-klagomål.docx
@@ -916,7 +916,7 @@
     <w:r>
       <w:tab/>
       <w:tab/>
-      <w:t>2025-07-04</w:t>
+      <w:t>2025-07-05</w:t>
       <w:br/>
       <w:br/>
     </w:r>

--- a/klagomål/A 29694-2024 FSC-klagomål.docx
+++ b/klagomål/A 29694-2024 FSC-klagomål.docx
@@ -916,7 +916,7 @@
     <w:r>
       <w:tab/>
       <w:tab/>
-      <w:t>2025-07-05</w:t>
+      <w:t>2025-07-06</w:t>
       <w:br/>
       <w:br/>
     </w:r>

--- a/klagomål/A 29694-2024 FSC-klagomål.docx
+++ b/klagomål/A 29694-2024 FSC-klagomål.docx
@@ -916,7 +916,7 @@
     <w:r>
       <w:tab/>
       <w:tab/>
-      <w:t>2025-07-06</w:t>
+      <w:t>2025-07-07</w:t>
       <w:br/>
       <w:br/>
     </w:r>

--- a/klagomål/A 29694-2024 FSC-klagomål.docx
+++ b/klagomål/A 29694-2024 FSC-klagomål.docx
@@ -916,7 +916,7 @@
     <w:r>
       <w:tab/>
       <w:tab/>
-      <w:t>2025-07-07</w:t>
+      <w:t>2025-07-08</w:t>
       <w:br/>
       <w:br/>
     </w:r>

--- a/klagomål/A 29694-2024 FSC-klagomål.docx
+++ b/klagomål/A 29694-2024 FSC-klagomål.docx
@@ -916,7 +916,7 @@
     <w:r>
       <w:tab/>
       <w:tab/>
-      <w:t>2025-07-08</w:t>
+      <w:t>2025-07-09</w:t>
       <w:br/>
       <w:br/>
     </w:r>

--- a/klagomål/A 29694-2024 FSC-klagomål.docx
+++ b/klagomål/A 29694-2024 FSC-klagomål.docx
@@ -916,7 +916,7 @@
     <w:r>
       <w:tab/>
       <w:tab/>
-      <w:t>2025-07-09</w:t>
+      <w:t>2025-07-11</w:t>
       <w:br/>
       <w:br/>
     </w:r>

--- a/klagomål/A 29694-2024 FSC-klagomål.docx
+++ b/klagomål/A 29694-2024 FSC-klagomål.docx
@@ -916,7 +916,7 @@
     <w:r>
       <w:tab/>
       <w:tab/>
-      <w:t>2025-07-11</w:t>
+      <w:t>2025-07-12</w:t>
       <w:br/>
       <w:br/>
     </w:r>

--- a/klagomål/A 29694-2024 FSC-klagomål.docx
+++ b/klagomål/A 29694-2024 FSC-klagomål.docx
@@ -916,7 +916,7 @@
     <w:r>
       <w:tab/>
       <w:tab/>
-      <w:t>2025-07-12</w:t>
+      <w:t>2025-07-13</w:t>
       <w:br/>
       <w:br/>
     </w:r>

--- a/klagomål/A 29694-2024 FSC-klagomål.docx
+++ b/klagomål/A 29694-2024 FSC-klagomål.docx
@@ -916,7 +916,7 @@
     <w:r>
       <w:tab/>
       <w:tab/>
-      <w:t>2025-07-13</w:t>
+      <w:t>2025-07-14</w:t>
       <w:br/>
       <w:br/>
     </w:r>

--- a/klagomål/A 29694-2024 FSC-klagomål.docx
+++ b/klagomål/A 29694-2024 FSC-klagomål.docx
@@ -916,7 +916,7 @@
     <w:r>
       <w:tab/>
       <w:tab/>
-      <w:t>2025-08-06</w:t>
+      <w:t>2025-08-09</w:t>
       <w:br/>
       <w:br/>
     </w:r>
